--- a/pr-preview/pr-24/chapters/coding-practices.docx
+++ b/pr-preview/pr-24/chapters/coding-practices.docx
@@ -15,7 +15,7 @@
         <w:pStyle w:val="Date"/>
       </w:pPr>
       <w:r>
-        <w:t xml:space="preserve">Last modified: 2026-10-14 00:38:24 (PDT)</w:t>
+        <w:t xml:space="preserve">Last modified: 2026-10-14 01:29:01 (PDT)</w:t>
       </w:r>
     </w:p>
     <w:p>
@@ -19459,15 +19459,39 @@
       </w:r>
       <w:r>
         <w:rPr>
+          <w:rStyle w:val="FunctionTok"/>
+        </w:rPr>
+        <w:t xml:space="preserve">here</w:t>
+      </w:r>
+      <w:r>
+        <w:rPr>
+          <w:rStyle w:val="NormalTok"/>
+        </w:rPr>
+        <w:t xml:space="preserve">(</w:t>
+      </w:r>
+      <w:r>
+        <w:rPr>
           <w:rStyle w:val="StringTok"/>
         </w:rPr>
+        <w:t xml:space="preserve">"data-raw"</w:t>
+      </w:r>
+      <w:r>
+        <w:rPr>
+          <w:rStyle w:val="NormalTok"/>
+        </w:rPr>
+        <w:t xml:space="preserve">, </w:t>
+      </w:r>
+      <w:r>
+        <w:rPr>
+          <w:rStyle w:val="StringTok"/>
+        </w:rPr>
         <w:t xml:space="preserve">"big_file.csv"</w:t>
       </w:r>
       <w:r>
         <w:rPr>
           <w:rStyle w:val="NormalTok"/>
         </w:rPr>
-        <w:t xml:space="preserve">)</w:t>
+        <w:t xml:space="preserve">))</w:t>
       </w:r>
       <w:r>
         <w:br/>
@@ -19510,15 +19534,39 @@
       </w:r>
       <w:r>
         <w:rPr>
+          <w:rStyle w:val="FunctionTok"/>
+        </w:rPr>
+        <w:t xml:space="preserve">here</w:t>
+      </w:r>
+      <w:r>
+        <w:rPr>
+          <w:rStyle w:val="NormalTok"/>
+        </w:rPr>
+        <w:t xml:space="preserve">(</w:t>
+      </w:r>
+      <w:r>
+        <w:rPr>
           <w:rStyle w:val="StringTok"/>
         </w:rPr>
+        <w:t xml:space="preserve">"data-raw"</w:t>
+      </w:r>
+      <w:r>
+        <w:rPr>
+          <w:rStyle w:val="NormalTok"/>
+        </w:rPr>
+        <w:t xml:space="preserve">, </w:t>
+      </w:r>
+      <w:r>
+        <w:rPr>
+          <w:rStyle w:val="StringTok"/>
+        </w:rPr>
         <w:t xml:space="preserve">"big_file.csv"</w:t>
       </w:r>
       <w:r>
         <w:rPr>
           <w:rStyle w:val="NormalTok"/>
         </w:rPr>
-        <w:t xml:space="preserve">)</w:t>
+        <w:t xml:space="preserve">))</w:t>
       </w:r>
     </w:p>
     <w:p>

--- a/pr-preview/pr-24/chapters/coding-practices.docx
+++ b/pr-preview/pr-24/chapters/coding-practices.docx
@@ -15,7 +15,7 @@
         <w:pStyle w:val="Date"/>
       </w:pPr>
       <w:r>
-        <w:t xml:space="preserve">Last modified: 2026-10-14 01:29:01 (PDT)</w:t>
+        <w:t xml:space="preserve">Last modified: 2026-10-14 01:37:31 (PDT)</w:t>
       </w:r>
     </w:p>
     <w:p>
@@ -18995,7 +18995,7 @@
         <w:t xml:space="preserve"> </w:t>
       </w:r>
       <w:r>
-        <w:t xml:space="preserve">The base R functions</w:t>
+        <w:t xml:space="preserve">The base R function</w:t>
       </w:r>
       <w:r>
         <w:t xml:space="preserve"> </w:t>
@@ -19010,6 +19010,27 @@
         <w:t xml:space="preserve"> </w:t>
       </w:r>
       <w:r>
+        <w:t xml:space="preserve">serializes several objects into one</w:t>
+      </w:r>
+      <w:r>
+        <w:t xml:space="preserve"> </w:t>
+      </w:r>
+      <w:r>
+        <w:rPr>
+          <w:rStyle w:val="VerbatimChar"/>
+        </w:rPr>
+        <w:t xml:space="preserve">.RData</w:t>
+      </w:r>
+      <w:r>
+        <w:t xml:space="preserve"> </w:t>
+      </w:r>
+      <w:r>
+        <w:t xml:space="preserve">file,</w:t>
+      </w:r>
+      <w:r>
+        <w:t xml:space="preserve"> </w:t>
+      </w:r>
+      <w:r>
         <w:t xml:space="preserve">and</w:t>
       </w:r>
       <w:r>
@@ -19025,28 +19046,13 @@
         <w:t xml:space="preserve"> </w:t>
       </w:r>
       <w:r>
-        <w:t xml:space="preserve">serialize several objects into one</w:t>
-      </w:r>
-      <w:r>
-        <w:t xml:space="preserve"> </w:t>
-      </w:r>
-      <w:r>
-        <w:rPr>
-          <w:rStyle w:val="VerbatimChar"/>
-        </w:rPr>
-        <w:t xml:space="preserve">.RData</w:t>
-      </w:r>
-      <w:r>
-        <w:t xml:space="preserve"> </w:t>
-      </w:r>
-      <w:r>
-        <w:t xml:space="preserve">file,</w:t>
-      </w:r>
-      <w:r>
-        <w:t xml:space="preserve"> </w:t>
-      </w:r>
-      <w:r>
-        <w:t xml:space="preserve">which causes three problems:</w:t>
+        <w:t xml:space="preserve">restores every object in it under its original name.</w:t>
+      </w:r>
+      <w:r>
+        <w:t xml:space="preserve"> </w:t>
+      </w:r>
+      <w:r>
+        <w:t xml:space="preserve">That causes three problems:</w:t>
       </w:r>
     </w:p>
     <w:p>

--- a/pr-preview/pr-24/chapters/coding-practices.docx
+++ b/pr-preview/pr-24/chapters/coding-practices.docx
@@ -15,7 +15,7 @@
         <w:pStyle w:val="Date"/>
       </w:pPr>
       <w:r>
-        <w:t xml:space="preserve">Last modified: 2026-10-14 01:37:31 (PDT)</w:t>
+        <w:t xml:space="preserve">Last modified: 2026-10-14 01:56:00 (PDT)</w:t>
       </w:r>
     </w:p>
     <w:p>
